--- a/New Microsoft Word Document (7).docx
+++ b/New Microsoft Word Document (7).docx
@@ -5,83 +5,124 @@
     <w:p>
       <w:pPr>
         <w:rPr>
-          <w:rFonts w:ascii="SutonnyMJ" w:hAnsi="SutonnyMJ"/>
-          <w:sz w:val="40"/>
-          <w:szCs w:val="40"/>
+          <w:sz w:val="60"/>
         </w:rPr>
       </w:pPr>
-      <w:proofErr w:type="spellStart"/>
-      <w:r>
-        <w:rPr>
-          <w:rFonts w:ascii="SutonnyMJ" w:hAnsi="SutonnyMJ"/>
-          <w:sz w:val="40"/>
-          <w:szCs w:val="40"/>
-        </w:rPr>
-        <w:t>UvB‡Uj</w:t>
-      </w:r>
-      <w:proofErr w:type="spellEnd"/>
-      <w:r>
-        <w:rPr>
-          <w:rFonts w:ascii="SutonnyMJ" w:hAnsi="SutonnyMJ"/>
-          <w:sz w:val="40"/>
-          <w:szCs w:val="40"/>
-        </w:rPr>
-        <w:t xml:space="preserve">:- </w:t>
+      <w:r>
+        <w:rPr>
+          <w:sz w:val="60"/>
+        </w:rPr>
+        <w:t>Chart 1</w:t>
+      </w:r>
+      <w:r>
+        <w:rPr>
+          <w:sz w:val="60"/>
+        </w:rPr>
+        <w:br/>
+        <w:t>1, All Running Project</w:t>
+      </w:r>
+    </w:p>
+    <w:p>
+      <w:pPr>
+        <w:rPr>
+          <w:sz w:val="60"/>
+        </w:rPr>
+      </w:pPr>
+      <w:r>
+        <w:rPr>
+          <w:sz w:val="60"/>
+        </w:rPr>
+        <w:t>Chart 2</w:t>
+      </w:r>
+      <w:r>
+        <w:rPr>
+          <w:sz w:val="60"/>
+        </w:rPr>
+        <w:br/>
+        <w:t>1, Total Project</w:t>
+      </w:r>
+    </w:p>
+    <w:p>
+      <w:pPr>
+        <w:rPr>
+          <w:sz w:val="60"/>
+        </w:rPr>
+      </w:pPr>
+      <w:r>
+        <w:rPr>
+          <w:sz w:val="60"/>
+        </w:rPr>
+        <w:t>2, Delivery Project</w:t>
+      </w:r>
+      <w:r>
+        <w:rPr>
+          <w:sz w:val="60"/>
+        </w:rPr>
+        <w:br/>
+        <w:t>3, Canceled Project</w:t>
+      </w:r>
+      <w:r>
+        <w:rPr>
+          <w:sz w:val="60"/>
+        </w:rPr>
+        <w:br/>
+        <w:t>Chart 3</w:t>
+      </w:r>
+      <w:r>
+        <w:rPr>
+          <w:sz w:val="60"/>
+        </w:rPr>
+        <w:br/>
+        <w:t>1, Total Staff</w:t>
+      </w:r>
+    </w:p>
+    <w:p>
+      <w:pPr>
+        <w:rPr>
+          <w:sz w:val="60"/>
+        </w:rPr>
+      </w:pPr>
+      <w:r>
+        <w:rPr>
+          <w:sz w:val="60"/>
+        </w:rPr>
+        <w:t>2, Total User</w:t>
+      </w:r>
+    </w:p>
+    <w:p>
+      <w:pPr>
+        <w:rPr>
+          <w:sz w:val="60"/>
+        </w:rPr>
+      </w:pPr>
+      <w:r>
+        <w:rPr>
+          <w:sz w:val="60"/>
+        </w:rPr>
+        <w:t>3, Total Customer</w:t>
+      </w:r>
+    </w:p>
+    <w:p>
+      <w:pPr>
+        <w:rPr>
+          <w:sz w:val="60"/>
+        </w:rPr>
+      </w:pPr>
+      <w:r>
+        <w:rPr>
+          <w:sz w:val="60"/>
+        </w:rPr>
+        <w:t>Chart 4</w:t>
+      </w:r>
+      <w:r>
+        <w:rPr>
+          <w:sz w:val="60"/>
+        </w:rPr>
+        <w:br/>
+        <w:t>1, Celender</w:t>
       </w:r>
       <w:bookmarkStart w:id="0" w:name="_GoBack"/>
       <w:bookmarkEnd w:id="0"/>
-      <w:proofErr w:type="spellStart"/>
-      <w:r>
-        <w:rPr>
-          <w:rFonts w:ascii="SutonnyMJ" w:hAnsi="SutonnyMJ"/>
-          <w:sz w:val="40"/>
-          <w:szCs w:val="40"/>
-        </w:rPr>
-        <w:t>cÖ‡R</w:t>
-      </w:r>
-      <w:proofErr w:type="spellEnd"/>
-      <w:r>
-        <w:rPr>
-          <w:rFonts w:ascii="SutonnyMJ" w:hAnsi="SutonnyMJ"/>
-          <w:sz w:val="40"/>
-          <w:szCs w:val="40"/>
-        </w:rPr>
-        <w:t xml:space="preserve">± </w:t>
-      </w:r>
-      <w:proofErr w:type="spellStart"/>
-      <w:r>
-        <w:rPr>
-          <w:rFonts w:ascii="SutonnyMJ" w:hAnsi="SutonnyMJ"/>
-          <w:sz w:val="40"/>
-          <w:szCs w:val="40"/>
-        </w:rPr>
-        <w:t>bvg</w:t>
-      </w:r>
-      <w:proofErr w:type="spellEnd"/>
-      <w:r>
-        <w:rPr>
-          <w:rFonts w:ascii="SutonnyMJ" w:hAnsi="SutonnyMJ"/>
-          <w:sz w:val="40"/>
-          <w:szCs w:val="40"/>
-        </w:rPr>
-        <w:t xml:space="preserve"> (</w:t>
-      </w:r>
-      <w:r>
-        <w:rPr>
-          <w:rFonts w:ascii="Times New Roman" w:hAnsi="Times New Roman" w:cs="Times New Roman"/>
-          <w:sz w:val="40"/>
-          <w:szCs w:val="40"/>
-        </w:rPr>
-        <w:t>HTML, CSS, Bootstrap5</w:t>
-      </w:r>
-      <w:r>
-        <w:rPr>
-          <w:rFonts w:ascii="SutonnyMJ" w:hAnsi="SutonnyMJ"/>
-          <w:sz w:val="40"/>
-          <w:szCs w:val="40"/>
-        </w:rPr>
-        <w:t>)</w:t>
-      </w:r>
     </w:p>
     <w:sectPr>
       <w:pgSz w:w="12240" w:h="15840"/>
